--- a/Documentation/Checklist_Release_VECTO_3.3.4.1686.docx
+++ b/Documentation/Checklist_Release_VECTO_3.3.4.1686.docx
@@ -5175,7 +5175,7 @@
             </w:rPr>
             <w:id w:val="775679042"/>
             <w14:checkbox>
-              <w14:checked w14:val="0"/>
+              <w14:checked w14:val="1"/>
               <w14:checkedState w14:val="2612" w14:font="MS Gothic"/>
               <w14:uncheckedState w14:val="2610" w14:font="MS Gothic"/>
             </w14:checkbox>
@@ -5197,7 +5197,7 @@
                   <w:rPr>
                     <w:rFonts w:ascii="MS Gothic" w:eastAsia="MS Gothic" w:hAnsi="MS Gothic" w:cs="Arial" w:hint="eastAsia"/>
                   </w:rPr>
-                  <w:t>☐</w:t>
+                  <w:t>☒</w:t>
                 </w:r>
               </w:p>
             </w:tc>
@@ -5233,7 +5233,7 @@
             </w:rPr>
             <w:id w:val="670453380"/>
             <w14:checkbox>
-              <w14:checked w14:val="0"/>
+              <w14:checked w14:val="1"/>
               <w14:checkedState w14:val="2612" w14:font="MS Gothic"/>
               <w14:uncheckedState w14:val="2610" w14:font="MS Gothic"/>
             </w14:checkbox>
@@ -5255,7 +5255,7 @@
                   <w:rPr>
                     <w:rFonts w:ascii="MS Gothic" w:eastAsia="MS Gothic" w:hAnsi="MS Gothic" w:cs="Arial" w:hint="eastAsia"/>
                   </w:rPr>
-                  <w:t>☐</w:t>
+                  <w:t>☒</w:t>
                 </w:r>
               </w:p>
             </w:tc>
@@ -5332,7 +5332,7 @@
             </w:rPr>
             <w:id w:val="855547320"/>
             <w14:checkbox>
-              <w14:checked w14:val="0"/>
+              <w14:checked w14:val="1"/>
               <w14:checkedState w14:val="2612" w14:font="MS Gothic"/>
               <w14:uncheckedState w14:val="2610" w14:font="MS Gothic"/>
             </w14:checkbox>
@@ -5354,7 +5354,7 @@
                   <w:rPr>
                     <w:rFonts w:ascii="MS Gothic" w:eastAsia="MS Gothic" w:hAnsi="MS Gothic" w:cs="Arial" w:hint="eastAsia"/>
                   </w:rPr>
-                  <w:t>☐</w:t>
+                  <w:t>☒</w:t>
                 </w:r>
               </w:p>
             </w:tc>
@@ -5395,7 +5395,7 @@
             </w:rPr>
             <w:id w:val="-999029216"/>
             <w14:checkbox>
-              <w14:checked w14:val="0"/>
+              <w14:checked w14:val="1"/>
               <w14:checkedState w14:val="2612" w14:font="MS Gothic"/>
               <w14:uncheckedState w14:val="2610" w14:font="MS Gothic"/>
             </w14:checkbox>
@@ -5417,7 +5417,7 @@
                   <w:rPr>
                     <w:rFonts w:ascii="MS Gothic" w:eastAsia="MS Gothic" w:hAnsi="MS Gothic" w:cs="Arial" w:hint="eastAsia"/>
                   </w:rPr>
-                  <w:t>☐</w:t>
+                  <w:t>☒</w:t>
                 </w:r>
               </w:p>
             </w:tc>
@@ -5464,7 +5464,7 @@
             </w:rPr>
             <w:id w:val="-1286423710"/>
             <w14:checkbox>
-              <w14:checked w14:val="0"/>
+              <w14:checked w14:val="1"/>
               <w14:checkedState w14:val="2612" w14:font="MS Gothic"/>
               <w14:uncheckedState w14:val="2610" w14:font="MS Gothic"/>
             </w14:checkbox>
@@ -5486,7 +5486,7 @@
                   <w:rPr>
                     <w:rFonts w:ascii="MS Gothic" w:eastAsia="MS Gothic" w:hAnsi="MS Gothic" w:cs="Arial" w:hint="eastAsia"/>
                   </w:rPr>
-                  <w:t>☐</w:t>
+                  <w:t>☒</w:t>
                 </w:r>
               </w:p>
             </w:tc>
@@ -5569,7 +5569,8 @@
               <w:ind w:left="209" w:hanging="209"/>
               <w:rPr>
                 <w:rFonts w:ascii="Courier New" w:hAnsi="Courier New" w:cs="Courier New"/>
-                <w:sz w:val="10"/>
+                <w:noProof/>
+                <w:sz w:val="12"/>
               </w:rPr>
             </w:pPr>
             <w:r>
@@ -5608,13 +5609,64 @@
               </w:rPr>
               <w:fldChar w:fldCharType="separate"/>
             </w:r>
+            <w:bookmarkStart w:id="27" w:name="_GoBack"/>
+            <w:bookmarkEnd w:id="27"/>
             <w:r>
               <w:rPr>
                 <w:rFonts w:ascii="Courier New" w:hAnsi="Courier New" w:cs="Courier New"/>
                 <w:noProof/>
                 <w:sz w:val="12"/>
               </w:rPr>
-              <w:t xml:space="preserve">Algorithm       Hash                                                                   Path                                                                                              </w:t>
+              <w:t xml:space="preserve">Algorithm       Hash                                                                   Path                                                                                             </w:t>
+            </w:r>
+          </w:p>
+          <w:p>
+            <w:pPr>
+              <w:tabs>
+                <w:tab w:val="left" w:pos="570"/>
+              </w:tabs>
+              <w:ind w:left="209" w:hanging="209"/>
+              <w:rPr>
+                <w:rFonts w:ascii="Courier New" w:hAnsi="Courier New" w:cs="Courier New"/>
+                <w:noProof/>
+                <w:sz w:val="12"/>
+              </w:rPr>
+            </w:pPr>
+            <w:r>
+              <w:rPr>
+                <w:rFonts w:ascii="Courier New" w:hAnsi="Courier New" w:cs="Courier New"/>
+                <w:noProof/>
+                <w:sz w:val="12"/>
+              </w:rPr>
+              <w:t>---------       ----                                                                   ----</w:t>
+            </w:r>
+          </w:p>
+          <w:p>
+            <w:pPr>
+              <w:tabs>
+                <w:tab w:val="left" w:pos="570"/>
+              </w:tabs>
+              <w:ind w:left="209" w:hanging="209"/>
+              <w:rPr>
+                <w:rFonts w:ascii="Courier New" w:hAnsi="Courier New" w:cs="Courier New"/>
+                <w:sz w:val="10"/>
+              </w:rPr>
+            </w:pPr>
+            <w:r>
+              <w:rPr>
+                <w:rFonts w:ascii="Courier New" w:hAnsi="Courier New" w:cs="Courier New"/>
+                <w:noProof/>
+                <w:sz w:val="12"/>
+              </w:rPr>
+              <w:t>SHA256          25414B3FD9F285BB4D4D50B403465486370217914BA7C417EC8E404444BCE2E1       2019_08_14-VECTO-3.3.4.1686.zip</w:t>
+            </w:r>
+            <w:r>
+              <w:rPr>
+                <w:rFonts w:ascii="Courier New" w:hAnsi="Courier New" w:cs="Courier New"/>
+                <w:noProof/>
+                <w:sz w:val="12"/>
+              </w:rPr>
+              <w:t xml:space="preserve"> </w:t>
             </w:r>
             <w:r>
               <w:rPr>
@@ -5644,7 +5696,7 @@
             </w:rPr>
             <w:id w:val="472180796"/>
             <w14:checkbox>
-              <w14:checked w14:val="0"/>
+              <w14:checked w14:val="1"/>
               <w14:checkedState w14:val="2612" w14:font="MS Gothic"/>
               <w14:uncheckedState w14:val="2610" w14:font="MS Gothic"/>
             </w14:checkbox>
@@ -5666,7 +5718,7 @@
                   <w:rPr>
                     <w:rFonts w:ascii="MS Gothic" w:eastAsia="MS Gothic" w:hAnsi="MS Gothic" w:cs="Arial" w:hint="eastAsia"/>
                   </w:rPr>
-                  <w:t>☐</w:t>
+                  <w:t>☒</w:t>
                 </w:r>
               </w:p>
             </w:tc>
@@ -5716,7 +5768,8 @@
               <w:ind w:left="209" w:hanging="209"/>
               <w:rPr>
                 <w:rFonts w:ascii="Courier New" w:hAnsi="Courier New" w:cs="Courier New"/>
-                <w:sz w:val="10"/>
+                <w:noProof/>
+                <w:sz w:val="12"/>
               </w:rPr>
             </w:pPr>
             <w:r>
@@ -5763,6 +5816,310 @@
               </w:rPr>
               <w:t xml:space="preserve">Algorithm       Hash                                                                   Path                                                                                              </w:t>
             </w:r>
+          </w:p>
+          <w:p>
+            <w:pPr>
+              <w:tabs>
+                <w:tab w:val="left" w:pos="570"/>
+              </w:tabs>
+              <w:ind w:left="209" w:hanging="209"/>
+              <w:rPr>
+                <w:rFonts w:ascii="Courier New" w:hAnsi="Courier New" w:cs="Courier New"/>
+                <w:sz w:val="12"/>
+              </w:rPr>
+            </w:pPr>
+            <w:r>
+              <w:rPr>
+                <w:rFonts w:ascii="Courier New" w:hAnsi="Courier New" w:cs="Courier New"/>
+                <w:sz w:val="12"/>
+              </w:rPr>
+              <w:t>---------       ----                                                                   ----</w:t>
+            </w:r>
+          </w:p>
+          <w:p>
+            <w:pPr>
+              <w:tabs>
+                <w:tab w:val="left" w:pos="570"/>
+              </w:tabs>
+              <w:ind w:left="209" w:hanging="209"/>
+              <w:rPr>
+                <w:rFonts w:ascii="Courier New" w:hAnsi="Courier New" w:cs="Courier New"/>
+                <w:sz w:val="12"/>
+              </w:rPr>
+            </w:pPr>
+            <w:r>
+              <w:rPr>
+                <w:rFonts w:ascii="Courier New" w:hAnsi="Courier New" w:cs="Courier New"/>
+                <w:sz w:val="12"/>
+              </w:rPr>
+              <w:t>SHA256          C680732FDCE5315E52FE261F9FEC64FF2110389F94C51B0BAB73DAF4004DB726       hashingcmd.exe</w:t>
+            </w:r>
+          </w:p>
+          <w:p>
+            <w:pPr>
+              <w:tabs>
+                <w:tab w:val="left" w:pos="570"/>
+              </w:tabs>
+              <w:ind w:left="209" w:hanging="209"/>
+              <w:rPr>
+                <w:rFonts w:ascii="Courier New" w:hAnsi="Courier New" w:cs="Courier New"/>
+                <w:sz w:val="12"/>
+              </w:rPr>
+            </w:pPr>
+            <w:r>
+              <w:rPr>
+                <w:rFonts w:ascii="Courier New" w:hAnsi="Courier New" w:cs="Courier New"/>
+                <w:sz w:val="12"/>
+              </w:rPr>
+              <w:t>SHA256          4E9A90130947D341123F67C60EBF8AE78EBCE7C47E391A78BF9A7B7C72CA315F       HashingTool.exe</w:t>
+            </w:r>
+          </w:p>
+          <w:p>
+            <w:pPr>
+              <w:tabs>
+                <w:tab w:val="left" w:pos="570"/>
+              </w:tabs>
+              <w:ind w:left="209" w:hanging="209"/>
+              <w:rPr>
+                <w:rFonts w:ascii="Courier New" w:hAnsi="Courier New" w:cs="Courier New"/>
+                <w:sz w:val="12"/>
+              </w:rPr>
+            </w:pPr>
+            <w:r>
+              <w:rPr>
+                <w:rFonts w:ascii="Courier New" w:hAnsi="Courier New" w:cs="Courier New"/>
+                <w:sz w:val="12"/>
+              </w:rPr>
+              <w:t>SHA256          DF50DA00FE57E22A2A68C70EC78DDBA9D35519CD67677765C29B9A226E47D42F       VECTO.exe</w:t>
+            </w:r>
+          </w:p>
+          <w:p>
+            <w:pPr>
+              <w:tabs>
+                <w:tab w:val="left" w:pos="570"/>
+              </w:tabs>
+              <w:ind w:left="209" w:hanging="209"/>
+              <w:rPr>
+                <w:rFonts w:ascii="Courier New" w:hAnsi="Courier New" w:cs="Courier New"/>
+                <w:sz w:val="12"/>
+              </w:rPr>
+            </w:pPr>
+            <w:r>
+              <w:rPr>
+                <w:rFonts w:ascii="Courier New" w:hAnsi="Courier New" w:cs="Courier New"/>
+                <w:sz w:val="12"/>
+              </w:rPr>
+              <w:t xml:space="preserve">SHA256          D83A5193D3EC5281B4B4D64E465172BD2AE31A7235CF12534956C5BB0CEB653B       vectocmd.exe </w:t>
+            </w:r>
+          </w:p>
+          <w:p>
+            <w:pPr>
+              <w:tabs>
+                <w:tab w:val="left" w:pos="570"/>
+              </w:tabs>
+              <w:ind w:left="209" w:hanging="209"/>
+              <w:rPr>
+                <w:rFonts w:ascii="Courier New" w:hAnsi="Courier New" w:cs="Courier New"/>
+                <w:sz w:val="12"/>
+              </w:rPr>
+            </w:pPr>
+            <w:r>
+              <w:rPr>
+                <w:rFonts w:ascii="Courier New" w:hAnsi="Courier New" w:cs="Courier New"/>
+                <w:sz w:val="12"/>
+              </w:rPr>
+              <w:t>SHA256          2E7D0EE3F402DFC9494D17745146ECACF4039C676D9558091C639CFDE440ECE4       AdvancedAuxiliaryInterfaces.dll</w:t>
+            </w:r>
+          </w:p>
+          <w:p>
+            <w:pPr>
+              <w:tabs>
+                <w:tab w:val="left" w:pos="570"/>
+              </w:tabs>
+              <w:ind w:left="209" w:hanging="209"/>
+              <w:rPr>
+                <w:rFonts w:ascii="Courier New" w:hAnsi="Courier New" w:cs="Courier New"/>
+                <w:sz w:val="12"/>
+              </w:rPr>
+            </w:pPr>
+            <w:r>
+              <w:rPr>
+                <w:rFonts w:ascii="Courier New" w:hAnsi="Courier New" w:cs="Courier New"/>
+                <w:sz w:val="12"/>
+              </w:rPr>
+              <w:t>SHA256          70BA95C80B10060DFFE33BFF63DA0C74F51A1333A14596F770CE2E41C4FF5355       BusAuxiliaries.dll</w:t>
+            </w:r>
+          </w:p>
+          <w:p>
+            <w:pPr>
+              <w:tabs>
+                <w:tab w:val="left" w:pos="570"/>
+              </w:tabs>
+              <w:ind w:left="209" w:hanging="209"/>
+              <w:rPr>
+                <w:rFonts w:ascii="Courier New" w:hAnsi="Courier New" w:cs="Courier New"/>
+                <w:sz w:val="12"/>
+              </w:rPr>
+            </w:pPr>
+            <w:r>
+              <w:rPr>
+                <w:rFonts w:ascii="Courier New" w:hAnsi="Courier New" w:cs="Courier New"/>
+                <w:sz w:val="12"/>
+              </w:rPr>
+              <w:t>SHA256          1796277A7AA9F2A9835C070D28FED44B3614CA221A2C1AFFC21A4C4E41194C3F       Castle.Core.dll</w:t>
+            </w:r>
+          </w:p>
+          <w:p>
+            <w:pPr>
+              <w:tabs>
+                <w:tab w:val="left" w:pos="570"/>
+              </w:tabs>
+              <w:ind w:left="209" w:hanging="209"/>
+              <w:rPr>
+                <w:rFonts w:ascii="Courier New" w:hAnsi="Courier New" w:cs="Courier New"/>
+                <w:sz w:val="12"/>
+              </w:rPr>
+            </w:pPr>
+            <w:r>
+              <w:rPr>
+                <w:rFonts w:ascii="Courier New" w:hAnsi="Courier New" w:cs="Courier New"/>
+                <w:sz w:val="12"/>
+              </w:rPr>
+              <w:t>SHA256          DF8EC2E0245829DDEC5B79F1918C3AE3A3FA540A5A0E3C410E2B6EF0BEBC7927       Newtonsoft.Json.dll</w:t>
+            </w:r>
+          </w:p>
+          <w:p>
+            <w:pPr>
+              <w:tabs>
+                <w:tab w:val="left" w:pos="570"/>
+              </w:tabs>
+              <w:ind w:left="209" w:hanging="209"/>
+              <w:rPr>
+                <w:rFonts w:ascii="Courier New" w:hAnsi="Courier New" w:cs="Courier New"/>
+                <w:sz w:val="12"/>
+              </w:rPr>
+            </w:pPr>
+            <w:r>
+              <w:rPr>
+                <w:rFonts w:ascii="Courier New" w:hAnsi="Courier New" w:cs="Courier New"/>
+                <w:sz w:val="12"/>
+              </w:rPr>
+              <w:t>SHA256          01CC80A16323F56191596013EEF1DE7E43271D6F991F4740B1FCC5195D8AB5BD       Ninject.dll</w:t>
+            </w:r>
+          </w:p>
+          <w:p>
+            <w:pPr>
+              <w:tabs>
+                <w:tab w:val="left" w:pos="570"/>
+              </w:tabs>
+              <w:ind w:left="209" w:hanging="209"/>
+              <w:rPr>
+                <w:rFonts w:ascii="Courier New" w:hAnsi="Courier New" w:cs="Courier New"/>
+                <w:sz w:val="12"/>
+              </w:rPr>
+            </w:pPr>
+            <w:r>
+              <w:rPr>
+                <w:rFonts w:ascii="Courier New" w:hAnsi="Courier New" w:cs="Courier New"/>
+                <w:sz w:val="12"/>
+              </w:rPr>
+              <w:t>SHA256          DDF048DDAAA9B5D1D734CCA64E269E21465BD83E35F4FD2585AFB900AEF9FC9B       Ninject.Extensions.Factory.dll</w:t>
+            </w:r>
+          </w:p>
+          <w:p>
+            <w:pPr>
+              <w:tabs>
+                <w:tab w:val="left" w:pos="570"/>
+              </w:tabs>
+              <w:ind w:left="209" w:hanging="209"/>
+              <w:rPr>
+                <w:rFonts w:ascii="Courier New" w:hAnsi="Courier New" w:cs="Courier New"/>
+                <w:sz w:val="12"/>
+              </w:rPr>
+            </w:pPr>
+            <w:r>
+              <w:rPr>
+                <w:rFonts w:ascii="Courier New" w:hAnsi="Courier New" w:cs="Courier New"/>
+                <w:sz w:val="12"/>
+              </w:rPr>
+              <w:t>SHA256          E196C0B84FA16CA895565C0AB611715F0721425F5E73340EA183FFA049F7D79B       NLog.dll</w:t>
+            </w:r>
+          </w:p>
+          <w:p>
+            <w:pPr>
+              <w:tabs>
+                <w:tab w:val="left" w:pos="570"/>
+              </w:tabs>
+              <w:ind w:left="209" w:hanging="209"/>
+              <w:rPr>
+                <w:rFonts w:ascii="Courier New" w:hAnsi="Courier New" w:cs="Courier New"/>
+                <w:sz w:val="12"/>
+              </w:rPr>
+            </w:pPr>
+            <w:r>
+              <w:rPr>
+                <w:rFonts w:ascii="Courier New" w:hAnsi="Courier New" w:cs="Courier New"/>
+                <w:sz w:val="12"/>
+              </w:rPr>
+              <w:t>SHA256          9B7EB6DE62FF1E6A812FA47697FDB2ABCEAD85AA2554ABF12416FC569DD4462E       Omu.ValueInjecter.dll</w:t>
+            </w:r>
+          </w:p>
+          <w:p>
+            <w:pPr>
+              <w:tabs>
+                <w:tab w:val="left" w:pos="570"/>
+              </w:tabs>
+              <w:ind w:left="209" w:hanging="209"/>
+              <w:rPr>
+                <w:rFonts w:ascii="Courier New" w:hAnsi="Courier New" w:cs="Courier New"/>
+                <w:sz w:val="12"/>
+              </w:rPr>
+            </w:pPr>
+            <w:r>
+              <w:rPr>
+                <w:rFonts w:ascii="Courier New" w:hAnsi="Courier New" w:cs="Courier New"/>
+                <w:sz w:val="12"/>
+              </w:rPr>
+              <w:t>SHA256          DB448EAB4F8BAAA0B878A07BBD104946BC5E574612F1072576AC319BE137944A       VectoCommon.dll</w:t>
+            </w:r>
+          </w:p>
+          <w:p>
+            <w:pPr>
+              <w:tabs>
+                <w:tab w:val="left" w:pos="570"/>
+              </w:tabs>
+              <w:ind w:left="209" w:hanging="209"/>
+              <w:rPr>
+                <w:rFonts w:ascii="Courier New" w:hAnsi="Courier New" w:cs="Courier New"/>
+                <w:sz w:val="12"/>
+              </w:rPr>
+            </w:pPr>
+            <w:r>
+              <w:rPr>
+                <w:rFonts w:ascii="Courier New" w:hAnsi="Courier New" w:cs="Courier New"/>
+                <w:sz w:val="12"/>
+              </w:rPr>
+              <w:t>SHA256          35BCC69713949EC62A55E602F7EC9C24743B8C31202749053435F14B699EBA69       VectoCore.dll</w:t>
+            </w:r>
+          </w:p>
+          <w:p>
+            <w:pPr>
+              <w:tabs>
+                <w:tab w:val="left" w:pos="570"/>
+              </w:tabs>
+              <w:ind w:left="209" w:hanging="209"/>
+              <w:rPr>
+                <w:rFonts w:ascii="Courier New" w:hAnsi="Courier New" w:cs="Courier New"/>
+                <w:sz w:val="10"/>
+              </w:rPr>
+            </w:pPr>
+            <w:r>
+              <w:rPr>
+                <w:rFonts w:ascii="Courier New" w:hAnsi="Courier New" w:cs="Courier New"/>
+                <w:sz w:val="12"/>
+              </w:rPr>
+              <w:t>SHA256          43237F830CB3862C188B9B9C10E7AA8164E547F5EADFF4697CE5E3203C4194B3       VectoHashing.dll</w:t>
+            </w:r>
             <w:r>
               <w:rPr>
                 <w:rFonts w:ascii="Courier New" w:hAnsi="Courier New" w:cs="Courier New"/>
@@ -5791,7 +6148,7 @@
             </w:rPr>
             <w:id w:val="-1971743084"/>
             <w14:checkbox>
-              <w14:checked w14:val="0"/>
+              <w14:checked w14:val="1"/>
               <w14:checkedState w14:val="2612" w14:font="MS Gothic"/>
               <w14:uncheckedState w14:val="2610" w14:font="MS Gothic"/>
             </w14:checkbox>
@@ -5813,7 +6170,7 @@
                   <w:rPr>
                     <w:rFonts w:ascii="MS Gothic" w:eastAsia="MS Gothic" w:hAnsi="MS Gothic" w:cs="Arial" w:hint="eastAsia"/>
                   </w:rPr>
-                  <w:t>☐</w:t>
+                  <w:t>☒</w:t>
                 </w:r>
               </w:p>
             </w:tc>
@@ -5856,7 +6213,7 @@
             </w:rPr>
             <w:id w:val="-1127541570"/>
             <w14:checkbox>
-              <w14:checked w14:val="0"/>
+              <w14:checked w14:val="1"/>
               <w14:checkedState w14:val="2612" w14:font="MS Gothic"/>
               <w14:uncheckedState w14:val="2610" w14:font="MS Gothic"/>
             </w14:checkbox>
@@ -5878,7 +6235,7 @@
                   <w:rPr>
                     <w:rFonts w:ascii="MS Gothic" w:eastAsia="MS Gothic" w:hAnsi="MS Gothic" w:cs="Arial" w:hint="eastAsia"/>
                   </w:rPr>
-                  <w:t>☐</w:t>
+                  <w:t>☒</w:t>
                 </w:r>
               </w:p>
             </w:tc>
@@ -5968,7 +6325,7 @@
             </w:rPr>
             <w:id w:val="274994606"/>
             <w14:checkbox>
-              <w14:checked w14:val="0"/>
+              <w14:checked w14:val="1"/>
               <w14:checkedState w14:val="2612" w14:font="MS Gothic"/>
               <w14:uncheckedState w14:val="2610" w14:font="MS Gothic"/>
             </w14:checkbox>
@@ -5990,7 +6347,7 @@
                   <w:rPr>
                     <w:rFonts w:ascii="MS Gothic" w:eastAsia="MS Gothic" w:hAnsi="MS Gothic" w:cs="Arial" w:hint="eastAsia"/>
                   </w:rPr>
-                  <w:t>☐</w:t>
+                  <w:t>☒</w:t>
                 </w:r>
               </w:p>
             </w:tc>
@@ -6078,7 +6435,7 @@
             </w:rPr>
             <w:id w:val="-14611377"/>
             <w14:checkbox>
-              <w14:checked w14:val="0"/>
+              <w14:checked w14:val="1"/>
               <w14:checkedState w14:val="2612" w14:font="MS Gothic"/>
               <w14:uncheckedState w14:val="2610" w14:font="MS Gothic"/>
             </w14:checkbox>
@@ -6100,7 +6457,7 @@
                   <w:rPr>
                     <w:rFonts w:ascii="MS Gothic" w:eastAsia="MS Gothic" w:hAnsi="MS Gothic" w:cs="Arial" w:hint="eastAsia"/>
                   </w:rPr>
-                  <w:t>☐</w:t>
+                  <w:t>☒</w:t>
                 </w:r>
               </w:p>
             </w:tc>
@@ -6144,7 +6501,7 @@
             </w:rPr>
             <w:id w:val="-1669781726"/>
             <w14:checkbox>
-              <w14:checked w14:val="0"/>
+              <w14:checked w14:val="1"/>
               <w14:checkedState w14:val="2612" w14:font="MS Gothic"/>
               <w14:uncheckedState w14:val="2610" w14:font="MS Gothic"/>
             </w14:checkbox>
@@ -6166,7 +6523,7 @@
                   <w:rPr>
                     <w:rFonts w:ascii="MS Gothic" w:eastAsia="MS Gothic" w:hAnsi="MS Gothic" w:cs="Arial" w:hint="eastAsia"/>
                   </w:rPr>
-                  <w:t>☐</w:t>
+                  <w:t>☒</w:t>
                 </w:r>
               </w:p>
             </w:tc>
@@ -6210,7 +6567,7 @@
             </w:rPr>
             <w:id w:val="1409424936"/>
             <w14:checkbox>
-              <w14:checked w14:val="0"/>
+              <w14:checked w14:val="1"/>
               <w14:checkedState w14:val="2612" w14:font="MS Gothic"/>
               <w14:uncheckedState w14:val="2610" w14:font="MS Gothic"/>
             </w14:checkbox>
@@ -6232,7 +6589,7 @@
                   <w:rPr>
                     <w:rFonts w:ascii="MS Gothic" w:eastAsia="MS Gothic" w:hAnsi="MS Gothic" w:cs="Arial" w:hint="eastAsia"/>
                   </w:rPr>
-                  <w:t>☐</w:t>
+                  <w:t>☒</w:t>
                 </w:r>
               </w:p>
             </w:tc>
@@ -6294,7 +6651,7 @@
             </w:rPr>
             <w:id w:val="1814985223"/>
             <w14:checkbox>
-              <w14:checked w14:val="0"/>
+              <w14:checked w14:val="1"/>
               <w14:checkedState w14:val="2612" w14:font="MS Gothic"/>
               <w14:uncheckedState w14:val="2610" w14:font="MS Gothic"/>
             </w14:checkbox>
@@ -6316,7 +6673,7 @@
                   <w:rPr>
                     <w:rFonts w:ascii="MS Gothic" w:eastAsia="MS Gothic" w:hAnsi="MS Gothic" w:cs="Arial" w:hint="eastAsia"/>
                   </w:rPr>
-                  <w:t>☐</w:t>
+                  <w:t>☒</w:t>
                 </w:r>
               </w:p>
             </w:tc>
@@ -6360,7 +6717,7 @@
             </w:rPr>
             <w:id w:val="882370340"/>
             <w14:checkbox>
-              <w14:checked w14:val="0"/>
+              <w14:checked w14:val="1"/>
               <w14:checkedState w14:val="2612" w14:font="MS Gothic"/>
               <w14:uncheckedState w14:val="2610" w14:font="MS Gothic"/>
             </w14:checkbox>
@@ -6382,7 +6739,7 @@
                   <w:rPr>
                     <w:rFonts w:ascii="MS Gothic" w:eastAsia="MS Gothic" w:hAnsi="MS Gothic" w:cs="Arial" w:hint="eastAsia"/>
                   </w:rPr>
-                  <w:t>☐</w:t>
+                  <w:t>☒</w:t>
                 </w:r>
               </w:p>
             </w:tc>
@@ -6437,7 +6794,7 @@
             </w:rPr>
             <w:id w:val="1956435620"/>
             <w14:checkbox>
-              <w14:checked w14:val="0"/>
+              <w14:checked w14:val="1"/>
               <w14:checkedState w14:val="2612" w14:font="MS Gothic"/>
               <w14:uncheckedState w14:val="2610" w14:font="MS Gothic"/>
             </w14:checkbox>
@@ -6459,7 +6816,7 @@
                   <w:rPr>
                     <w:rFonts w:ascii="MS Gothic" w:eastAsia="MS Gothic" w:hAnsi="MS Gothic" w:cs="Arial" w:hint="eastAsia"/>
                   </w:rPr>
-                  <w:t>☐</w:t>
+                  <w:t>☒</w:t>
                 </w:r>
               </w:p>
             </w:tc>
@@ -6497,7 +6854,7 @@
             </w:rPr>
             <w:id w:val="-867984556"/>
             <w14:checkbox>
-              <w14:checked w14:val="0"/>
+              <w14:checked w14:val="1"/>
               <w14:checkedState w14:val="2612" w14:font="MS Gothic"/>
               <w14:uncheckedState w14:val="2610" w14:font="MS Gothic"/>
             </w14:checkbox>
@@ -6519,7 +6876,7 @@
                   <w:rPr>
                     <w:rFonts w:ascii="MS Gothic" w:eastAsia="MS Gothic" w:hAnsi="MS Gothic" w:cs="Arial" w:hint="eastAsia"/>
                   </w:rPr>
-                  <w:t>☐</w:t>
+                  <w:t>☒</w:t>
                 </w:r>
               </w:p>
             </w:tc>
@@ -6557,7 +6914,7 @@
             </w:rPr>
             <w:id w:val="1169446134"/>
             <w14:checkbox>
-              <w14:checked w14:val="0"/>
+              <w14:checked w14:val="1"/>
               <w14:checkedState w14:val="2612" w14:font="MS Gothic"/>
               <w14:uncheckedState w14:val="2610" w14:font="MS Gothic"/>
             </w14:checkbox>
@@ -6579,7 +6936,7 @@
                   <w:rPr>
                     <w:rFonts w:ascii="MS Gothic" w:eastAsia="MS Gothic" w:hAnsi="MS Gothic" w:cs="Arial" w:hint="eastAsia"/>
                   </w:rPr>
-                  <w:t>☐</w:t>
+                  <w:t>☒</w:t>
                 </w:r>
               </w:p>
             </w:tc>
@@ -6622,6 +6979,7 @@
         <w:rPr>
           <w:sz w:val="24"/>
         </w:rPr>
+        <w:lastRenderedPageBreak/>
         <w:t>Date</w:t>
       </w:r>
       <w:r>
@@ -6645,7 +7003,7 @@
           </w:ffData>
         </w:fldChar>
       </w:r>
-      <w:bookmarkStart w:id="27" w:name="Text4"/>
+      <w:bookmarkStart w:id="28" w:name="Text4"/>
       <w:r>
         <w:rPr>
           <w:sz w:val="24"/>
@@ -6668,35 +7026,7 @@
           <w:noProof/>
           <w:sz w:val="24"/>
         </w:rPr>
-        <w:t> </w:t>
-      </w:r>
-      <w:r>
-        <w:rPr>
-          <w:noProof/>
-          <w:sz w:val="24"/>
-        </w:rPr>
-        <w:t> </w:t>
-      </w:r>
-      <w:r>
-        <w:rPr>
-          <w:noProof/>
-          <w:sz w:val="24"/>
-        </w:rPr>
-        <w:t> </w:t>
-      </w:r>
-      <w:r>
-        <w:rPr>
-          <w:noProof/>
-          <w:sz w:val="24"/>
-        </w:rPr>
-        <w:t> </w:t>
-      </w:r>
-      <w:r>
-        <w:rPr>
-          <w:noProof/>
-          <w:sz w:val="24"/>
-        </w:rPr>
-        <w:t> </w:t>
+        <w:t>14.8.2019</w:t>
       </w:r>
       <w:r>
         <w:rPr>
@@ -6704,7 +7034,7 @@
         </w:rPr>
         <w:fldChar w:fldCharType="end"/>
       </w:r>
-      <w:bookmarkEnd w:id="27"/>
+      <w:bookmarkEnd w:id="28"/>
     </w:p>
     <w:p>
       <w:pPr>
@@ -6740,7 +7070,7 @@
           </w:ffData>
         </w:fldChar>
       </w:r>
-      <w:bookmarkStart w:id="28" w:name="Text5"/>
+      <w:bookmarkStart w:id="29" w:name="Text5"/>
       <w:r>
         <w:rPr>
           <w:sz w:val="24"/>
@@ -6763,35 +7093,7 @@
           <w:noProof/>
           <w:sz w:val="24"/>
         </w:rPr>
-        <w:t> </w:t>
-      </w:r>
-      <w:r>
-        <w:rPr>
-          <w:noProof/>
-          <w:sz w:val="24"/>
-        </w:rPr>
-        <w:t> </w:t>
-      </w:r>
-      <w:r>
-        <w:rPr>
-          <w:noProof/>
-          <w:sz w:val="24"/>
-        </w:rPr>
-        <w:t> </w:t>
-      </w:r>
-      <w:r>
-        <w:rPr>
-          <w:noProof/>
-          <w:sz w:val="24"/>
-        </w:rPr>
-        <w:t> </w:t>
-      </w:r>
-      <w:r>
-        <w:rPr>
-          <w:noProof/>
-          <w:sz w:val="24"/>
-        </w:rPr>
-        <w:t> </w:t>
+        <w:t>MQ</w:t>
       </w:r>
       <w:r>
         <w:rPr>
@@ -6799,7 +7101,7 @@
         </w:rPr>
         <w:fldChar w:fldCharType="end"/>
       </w:r>
-      <w:bookmarkEnd w:id="28"/>
+      <w:bookmarkEnd w:id="29"/>
     </w:p>
     <w:sectPr>
       <w:pgSz w:w="12240" w:h="15840"/>
@@ -8021,8 +8323,8 @@
     <w:compatSetting w:name="differentiateMultirowTableHeaders" w:uri="http://schemas.microsoft.com/office/word" w:val="1"/>
   </w:compat>
   <w:rsids>
-    <w:rsidRoot w:val="00333CE0"/>
-    <w:rsid w:val="00333CE0"/>
+    <w:rsidRoot w:val="001847C1"/>
+    <w:rsid w:val="001847C1"/>
   </w:rsids>
   <m:mathPr>
     <m:mathFont m:val="Cambria Math"/>
@@ -8778,7 +9080,7 @@
 </file>
 
 <file path=customXml/itemProps1.xml><?xml version="1.0" encoding="utf-8"?>
-<ds:datastoreItem xmlns:ds="http://schemas.openxmlformats.org/officeDocument/2006/customXml" ds:itemID="{94C9EDB9-BEF8-429C-83C0-4FA304453AD5}">
+<ds:datastoreItem xmlns:ds="http://schemas.openxmlformats.org/officeDocument/2006/customXml" ds:itemID="{0F158E78-C1E0-4529-B670-F646501320F9}">
   <ds:schemaRefs>
     <ds:schemaRef ds:uri="http://schemas.openxmlformats.org/officeDocument/2006/bibliography"/>
   </ds:schemaRefs>
